--- a/contents/battle-workbook/secuops-w06.docx
+++ b/contents/battle-workbook/secuops-w06.docx
@@ -50,7 +50,7 @@
           <w:rFonts w:ascii="맑은 고딕" w:hAnsi="맑은 고딕" w:eastAsia="맑은 고딕"/>
           <w:sz w:val="21"/>
         </w:rPr>
-        <w:t xml:space="preserve">6v6-web의 </w:t>
+        <w:t xml:space="preserve">el34-web의 </w:t>
       </w:r>
       <w:r>
         <w:rPr>
@@ -325,7 +325,7 @@
           <w:b/>
           <w:sz w:val="21"/>
         </w:rPr>
-        <w:t>망 외부(attacker-ext)</w:t>
+        <w:t>망 외부(외부 공격자 VM 192.168.0.202)</w:t>
       </w:r>
       <w:r>
         <w:rPr>
@@ -617,7 +617,7 @@
         </w:rPr>
         <w:t>curl -s -H "Host: dvwa.6v6.lab" \</w:t>
         <w:br/>
-        <w:t xml:space="preserve">  "http://&lt;대상_공개IP&gt;/?q=aw6r1-kim-%3Cscript%3Ealert(document.cookie)%3C/script%3E"</w:t>
+        <w:t xml:space="preserve">  "http://192.168.0.161/?q=aw6r1-kim-%3Cscript%3Ealert(document.cookie)%3C/script%3E"</w:t>
       </w:r>
     </w:p>
     <w:p>
@@ -750,7 +750,7 @@
           <w:b/>
           <w:sz w:val="22"/>
         </w:rPr>
-        <w:t>▶ 실행 결과 화면 (스크린샷 붙여넣기)</w:t>
+        <w:t>▶ 실행 결과 (출력/스크린샷)</w:t>
       </w:r>
     </w:p>
     <w:tbl>
@@ -784,7 +784,7 @@
                 <w:color w:val="AAAAAA"/>
                 <w:sz w:val="18"/>
               </w:rPr>
-              <w:t>여기에 결과 스크린샷을 붙여넣으세요 (커서를 두고 Ctrl+V)</w:t>
+              <w:t>여기에 결과 출력을 적거나 스크린샷을 붙여넣으세요 (커서를 두고 Ctrl+V)</w:t>
             </w:r>
           </w:p>
         </w:tc>
@@ -979,9 +979,9 @@
           <w:rFonts w:ascii="Consolas" w:hAnsi="Consolas"/>
           <w:sz w:val="19"/>
         </w:rPr>
-        <w:t>curl -s -H "Host: dvwa.6v6.lab" "http://&lt;대상_공개IP&gt;/?id=aw6r2-kim-1%20UNION%20SELECT%20user,password%20FROM%20users"</w:t>
+        <w:t>curl -s -H "Host: dvwa.6v6.lab" "http://192.168.0.161/?id=aw6r2-kim-1%20UNION%20SELECT%20user,password%20FROM%20users"</w:t>
         <w:br/>
-        <w:t>curl -s -H "Host: dvwa.6v6.lab" "http://&lt;대상_공개IP&gt;/?file=aw6r2-kim-..%2f..%2f..%2fetc%2fpasswd"</w:t>
+        <w:t>curl -s -H "Host: dvwa.6v6.lab" "http://192.168.0.161/?file=aw6r2-kim-..%2f..%2f..%2fetc%2fpasswd"</w:t>
       </w:r>
     </w:p>
     <w:p>
@@ -1104,7 +1104,7 @@
           <w:b/>
           <w:sz w:val="22"/>
         </w:rPr>
-        <w:t>▶ 실행 결과 화면 (스크린샷 붙여넣기)</w:t>
+        <w:t>▶ 실행 결과 (출력/스크린샷)</w:t>
       </w:r>
     </w:p>
     <w:tbl>
@@ -1138,7 +1138,7 @@
                 <w:color w:val="AAAAAA"/>
                 <w:sz w:val="18"/>
               </w:rPr>
-              <w:t>여기에 결과 스크린샷을 붙여넣으세요 (커서를 두고 Ctrl+V)</w:t>
+              <w:t>여기에 결과 출력을 적거나 스크린샷을 붙여넣으세요 (커서를 두고 Ctrl+V)</w:t>
             </w:r>
           </w:p>
         </w:tc>
@@ -1482,7 +1482,7 @@
           <w:b/>
           <w:sz w:val="22"/>
         </w:rPr>
-        <w:t>▶ 실행 결과 화면 (스크린샷 붙여넣기)</w:t>
+        <w:t>▶ 실행 결과 (출력/스크린샷)</w:t>
       </w:r>
     </w:p>
     <w:tbl>
@@ -1516,7 +1516,7 @@
                 <w:color w:val="AAAAAA"/>
                 <w:sz w:val="18"/>
               </w:rPr>
-              <w:t>여기에 결과 스크린샷을 붙여넣으세요 (커서를 두고 Ctrl+V)</w:t>
+              <w:t>여기에 결과 출력을 적거나 스크린샷을 붙여넣으세요 (커서를 두고 Ctrl+V)</w:t>
             </w:r>
           </w:p>
         </w:tc>
@@ -1815,7 +1815,7 @@
           <w:b/>
           <w:sz w:val="22"/>
         </w:rPr>
-        <w:t>▶ 실행 결과 화면 (스크린샷 붙여넣기)</w:t>
+        <w:t>▶ 실행 결과 (출력/스크린샷)</w:t>
       </w:r>
     </w:p>
     <w:tbl>
@@ -1849,7 +1849,7 @@
                 <w:color w:val="AAAAAA"/>
                 <w:sz w:val="18"/>
               </w:rPr>
-              <w:t>여기에 결과 스크린샷을 붙여넣으세요 (커서를 두고 Ctrl+V)</w:t>
+              <w:t>여기에 결과 출력을 적거나 스크린샷을 붙여넣으세요 (커서를 두고 Ctrl+V)</w:t>
             </w:r>
           </w:p>
         </w:tc>
@@ -2200,7 +2200,7 @@
           <w:b/>
           <w:sz w:val="22"/>
         </w:rPr>
-        <w:t>▶ 실행 결과 화면 (스크린샷 붙여넣기)</w:t>
+        <w:t>▶ 실행 결과 (출력/스크린샷)</w:t>
       </w:r>
     </w:p>
     <w:tbl>
@@ -2234,7 +2234,7 @@
                 <w:color w:val="AAAAAA"/>
                 <w:sz w:val="18"/>
               </w:rPr>
-              <w:t>여기에 결과 스크린샷을 붙여넣으세요 (커서를 두고 Ctrl+V)</w:t>
+              <w:t>여기에 결과 출력을 적거나 스크린샷을 붙여넣으세요 (커서를 두고 Ctrl+V)</w:t>
             </w:r>
           </w:p>
         </w:tc>
@@ -2694,7 +2694,7 @@
           <w:b/>
           <w:sz w:val="22"/>
         </w:rPr>
-        <w:t>▶ 실행 결과 화면 (스크린샷 붙여넣기)</w:t>
+        <w:t>▶ 실행 결과 (출력/스크린샷)</w:t>
       </w:r>
     </w:p>
     <w:tbl>
@@ -2728,7 +2728,7 @@
                 <w:color w:val="AAAAAA"/>
                 <w:sz w:val="18"/>
               </w:rPr>
-              <w:t>여기에 결과 스크린샷을 붙여넣으세요 (커서를 두고 Ctrl+V)</w:t>
+              <w:t>여기에 결과 출력을 적거나 스크린샷을 붙여넣으세요 (커서를 두고 Ctrl+V)</w:t>
             </w:r>
           </w:p>
         </w:tc>
@@ -2822,7 +2822,7 @@
           <w:rFonts w:ascii="맑은 고딕" w:hAnsi="맑은 고딕" w:eastAsia="맑은 고딕"/>
           <w:sz w:val="21"/>
         </w:rPr>
-        <w:t xml:space="preserve">6v6는 attacker → fw → ips → web 구조라, web의 ModSecurity가 보는 </w:t>
+        <w:t xml:space="preserve">el34는 attacker → fw → ips → web 구조라, web의 ModSecurity가 보는 </w:t>
       </w:r>
       <w:r>
         <w:rPr>
@@ -3064,7 +3064,7 @@
           <w:b/>
           <w:sz w:val="22"/>
         </w:rPr>
-        <w:t>▶ 실행 결과 화면 (스크린샷 붙여넣기)</w:t>
+        <w:t>▶ 실행 결과 (출력/스크린샷)</w:t>
       </w:r>
     </w:p>
     <w:tbl>
@@ -3098,7 +3098,7 @@
                 <w:color w:val="AAAAAA"/>
                 <w:sz w:val="18"/>
               </w:rPr>
-              <w:t>여기에 결과 스크린샷을 붙여넣으세요 (커서를 두고 Ctrl+V)</w:t>
+              <w:t>여기에 결과 출력을 적거나 스크린샷을 붙여넣으세요 (커서를 두고 Ctrl+V)</w:t>
             </w:r>
           </w:p>
         </w:tc>

--- a/contents/battle-workbook/secuops-w06.docx
+++ b/contents/battle-workbook/secuops-w06.docx
@@ -615,7 +615,7 @@
           <w:rFonts w:ascii="Consolas" w:hAnsi="Consolas"/>
           <w:sz w:val="19"/>
         </w:rPr>
-        <w:t>curl -s -H "Host: dvwa.6v6.lab" \</w:t>
+        <w:t>curl -s -H "Host: dvwa.el34.lab" \</w:t>
         <w:br/>
         <w:t xml:space="preserve">  "http://192.168.0.161/?q=aw6r1-kim-%3Cscript%3Ealert(document.cookie)%3C/script%3E"</w:t>
       </w:r>
@@ -979,9 +979,9 @@
           <w:rFonts w:ascii="Consolas" w:hAnsi="Consolas"/>
           <w:sz w:val="19"/>
         </w:rPr>
-        <w:t>curl -s -H "Host: dvwa.6v6.lab" "http://192.168.0.161/?id=aw6r2-kim-1%20UNION%20SELECT%20user,password%20FROM%20users"</w:t>
+        <w:t>curl -s -H "Host: dvwa.el34.lab" "http://192.168.0.161/?id=aw6r2-kim-1%20UNION%20SELECT%20user,password%20FROM%20users"</w:t>
         <w:br/>
-        <w:t>curl -s -H "Host: dvwa.6v6.lab" "http://192.168.0.161/?file=aw6r2-kim-..%2f..%2f..%2fetc%2fpasswd"</w:t>
+        <w:t>curl -s -H "Host: dvwa.el34.lab" "http://192.168.0.161/?file=aw6r2-kim-..%2f..%2f..%2fetc%2fpasswd"</w:t>
       </w:r>
     </w:p>
     <w:p>
